--- a/Group14_Research_and_Methods.docx
+++ b/Group14_Research_and_Methods.docx
@@ -20,7 +20,7 @@
           <w:color w:val="404040"/>
           <w:sz w:val="22"/>
         </w:rPr>
-        <w:t>IE7374: Generative AI — Northeastern University · Group 14</w:t>
+        <w:t>IE7374: Generative AI, Northeastern University · Group 14</w:t>
       </w:r>
     </w:p>
     <w:p>
@@ -81,13 +81,13 @@
         <w:t>real vs. manipulated</w:t>
       </w:r>
       <w:r>
-        <w:t xml:space="preserve">, at both the frame level (the model's native unit) and the video level (mean of frame scores). The project is not merely to train a deepfake detector — it is to </w:t>
+        <w:t xml:space="preserve">, at both the frame level (the model's native unit) and the video level (mean of frame scores). The project is not merely to train a deepfake detector; it is to </w:t>
       </w:r>
       <w:r>
         <w:rPr>
           <w:b/>
         </w:rPr>
-        <w:t>characterize how a conventional CNN detector transfers to manipulation methods it was never trained on.</w:t>
+        <w:t>characterize how aconventional CNN detector transfers to manipulation methods it was never trained on.</w:t>
       </w:r>
     </w:p>
     <w:p>
@@ -100,7 +100,7 @@
         <w:pStyle w:val="ListNumber"/>
       </w:pPr>
       <w:r>
-        <w:t xml:space="preserve">Train conventional CNN detectors — </w:t>
+        <w:t xml:space="preserve">Train conventional CNN detectors, </w:t>
       </w:r>
       <w:r>
         <w:rPr>
@@ -118,7 +118,7 @@
         <w:t>XceptionNet</w:t>
       </w:r>
       <w:r>
-        <w:t xml:space="preserve"> — on FaceForensics++ (FF++), the canonical four-method benchmark.</w:t>
+        <w:t>, on FaceForensics++ (FF++), the canonical four-method benchmark.</w:t>
       </w:r>
     </w:p>
     <w:p>
@@ -161,7 +161,7 @@
         <w:t>seen vs. unseen separately</w:t>
       </w:r>
       <w:r>
-        <w:t xml:space="preserve"> — never folded into one accuracy — with the </w:t>
+        <w:t xml:space="preserve">, never folded into one accuracy, with the </w:t>
       </w:r>
       <w:r>
         <w:rPr>
@@ -209,7 +209,7 @@
     </w:p>
     <w:p>
       <w:r>
-        <w:t>Why this task: deepfake detectors are almost always reported on a single in-distribution number, which hides the fact that they overfit to the specific generators in their training set. The interesting, under-reported quantity is what happens on an unseen generator — exactly what the transfer matrix measures. This is a directly generative-AI-framed question: each new generator family (GAN → diffusion, one manipulation method → another) is a distribution shift the detector was never trained on.</w:t>
+        <w:t>Why this task: deepfake detectors are almost always reported on a single in-distribution number, which hides the fact that they overfit to the specific generators in their training set. The interesting, under-reported quantity is what happens on an unseen generator, exactly what the transfer matrix measures. This is a directly generative-AI-framed question: each new generator family (GAN → diffusion, one manipulation method → another) is a distribution shift the detector was never trained on.</w:t>
       </w:r>
     </w:p>
     <w:p>
@@ -253,7 +253,7 @@
         <w:t>XceptionNet</w:t>
       </w:r>
       <w:r>
-        <w:t xml:space="preserve"> as the strong supervised baseline — 99.26% (raw), </w:t>
+        <w:t xml:space="preserve"> as the strong supervised baseline: 99.26% (raw), </w:t>
       </w:r>
       <w:r>
         <w:rPr>
@@ -313,7 +313,7 @@
         <w:t>~65% accuracy on the held-out private set</w:t>
       </w:r>
       <w:r>
-        <w:t xml:space="preserve"> despite topping the public set — a concrete demonstration that leaderboard performance does not transfer.</w:t>
+        <w:t xml:space="preserve"> despite topping the public set, a concrete demonstration that leaderboard performance does not transfer.</w:t>
       </w:r>
     </w:p>
     <w:p>
@@ -644,7 +644,7 @@
               <w:rPr>
                 <w:sz w:val="20"/>
               </w:rPr>
-              <w:t>—</w:t>
+              <w:t>n/a</w:t>
             </w:r>
           </w:p>
         </w:tc>
@@ -902,7 +902,7 @@
         <w:t>Pattern:</w:t>
       </w:r>
       <w:r>
-        <w:t xml:space="preserve"> every line has the same shape — strong (95–99%) in-distribution performance degrading to roughly 48–80% on an unseen generator, often approaching chance (50% AUC) for the hardest cases. The size of the drop is the result of interest, not the in-distribution peak.</w:t>
+        <w:t xml:space="preserve"> every line has the same shape: strong (95-99%) in-distribution performance degrading to roughly 48-80% on an unseen generator, often approaching chance (50% AUC) for the hardest cases. The size of the drop is the result of interest, not the in-distribution peak.</w:t>
       </w:r>
     </w:p>
     <w:p>
@@ -934,7 +934,7 @@
         <w:t>51.2% AUC (near chance) on the unseen FaceSwap</w:t>
       </w:r>
       <w:r>
-        <w:t xml:space="preserve"> manipulation — while a generalization-oriented design reaches 97.1%. That gap is what we set out to reproduce and characterize with our own detectors.</w:t>
+        <w:t xml:space="preserve"> manipulation, while a generalization-oriented design reaches 97.1%. That gap is what we set out to reproduce and characterize with our own detectors.</w:t>
       </w:r>
     </w:p>
     <w:p>
@@ -956,7 +956,7 @@
         <w:t>This project treats cross-generator generalization as a quantity to be measured rather than assumed</w:t>
       </w:r>
       <w:r>
-        <w:t xml:space="preserve"> — training conventional CNN detectors on FF++ and explicitly reporting how their performance transfers to manipulation methods held out of training.</w:t>
+        <w:t>, training conventional CNN detectors on FF++ and explicitly reporting how their performance transfers to manipulation methods held out of training.</w:t>
       </w:r>
     </w:p>
     <w:p>
@@ -982,7 +982,7 @@
     </w:p>
     <w:p>
       <w:r>
-        <w:t>We commit to two ImageNet-pretrained, single-frame CNN classifiers — exactly the "conventional CNN detector" class the project characterizes. Comparing the two also adds a within-project axis: the architecture-sensitivity of generalization.</w:t>
+        <w:t>We commit to two ImageNet-pretrained, single-frame CNN classifiers, exactly the "conventional CNN detector" class the project characterizes. Comparing the two also adds a within-project axis: the architecture-sensitivity of generalization.</w:t>
       </w:r>
     </w:p>
     <w:tbl>
@@ -1038,7 +1038,7 @@
                 <w:b/>
                 <w:sz w:val="20"/>
               </w:rPr>
-              <w:t>EfficientNet (B0–B4)</w:t>
+              <w:t>EfficientNet (B0-B4)</w:t>
             </w:r>
           </w:p>
         </w:tc>
@@ -1272,7 +1272,7 @@
         <w:t>Rejected alternatives:</w:t>
       </w:r>
       <w:r>
-        <w:t xml:space="preserve"> MesoNet (too shallow), Capsule-Forensics (niche), and the generalization-*specific* designs Face X-Ray / LipForensics. The last two are deliberately excluded from the detector choice — they are engineered to close the generalization gap, whereas our contribution is to </w:t>
+        <w:t xml:space="preserve"> MesoNet (too shallow), Capsule-Forensics (niche), and the generalization-*specific* designs Face X-Ray / LipForensics. The last two are deliberately excluded from the detector choice, they are engineered to close the generalization gap, whereas our contribution is to </w:t>
       </w:r>
       <w:r>
         <w:rPr>
@@ -1472,7 +1472,7 @@
               <w:rPr>
                 <w:sz w:val="20"/>
               </w:rPr>
-              <w:t>c23 ~20 GB combined — tractable</w:t>
+              <w:t>c23 ~20 GB combined, tractable</w:t>
             </w:r>
           </w:p>
         </w:tc>
@@ -1591,7 +1591,7 @@
         <w:t>four generators are exactly the axis the transfer matrix rotates over</w:t>
       </w:r>
       <w:r>
-        <w:t xml:space="preserve">, and its official split is identity-disjoint by construction. DFDC is scope-gated because data-prep time — not compute — is the semester's binding constraint. A self-generated </w:t>
+        <w:t xml:space="preserve">, and its official split is identity-disjoint by construction. DFDC is scope-gated because data-prep time, not compute, is the semester's binding constraint. A self-generated </w:t>
       </w:r>
       <w:r>
         <w:rPr>
@@ -1609,7 +1609,7 @@
         <w:t>2×2 design</w:t>
       </w:r>
       <w:r>
-        <w:t xml:space="preserve"> — SWAP = {DeepFakes (learned), FaceSwap (graphics)}, REENACTMENT = {NeuralTextures (learned), Face2Face (graphics)} — letting the transfer matrix speak to both swap-vs-reenactment and learned-vs-graphics transfer.</w:t>
+        <w:t>, SWAP = {DeepFakes (learned), FaceSwap (graphics)}, REENACTMENT = {NeuralTextures (learned), Face2Face (graphics)}, letting the transfer matrix speak to both swap-vs-reenactment and learned-vs-graphics transfer.</w:t>
       </w:r>
     </w:p>
     <w:p>
@@ -1631,7 +1631,7 @@
         <w:t>Protocol:</w:t>
       </w:r>
       <w:r>
-        <w:t xml:space="preserve"> rotating LOMO (train-on-3 / test-on-1). We use train-on-3, which generally *narrows* the gap versus the train-on-1 rows common in the literature — a distinction to state so reviewers do not compare apples to oranges.</w:t>
+        <w:t xml:space="preserve"> rotating LOMO (train-on-3 / test-on-1). We use train-on-3, which generally *narrows* the gap versus the train-on-1 rows common in the literature, a distinction to state so reviewers do not compare apples to oranges.</w:t>
       </w:r>
     </w:p>
     <w:p>
@@ -1698,16 +1698,16 @@
         <w:t>Expected outcome (from the literature, to be confirmed by our runs):</w:t>
       </w:r>
       <w:r>
-        <w:t xml:space="preserve"> in-distribution ~0.95–0.99 AUC collapsing to roughly </w:t>
+        <w:t xml:space="preserve"> in-distribution ~0.95-0.99 AUC collapsing to roughly </w:t>
       </w:r>
       <w:r>
         <w:rPr>
           <w:b/>
         </w:rPr>
-        <w:t>~0.55–0.85 on unseen methods</w:t>
+        <w:t>~0.55-0.85 on unseen methods</w:t>
       </w:r>
       <w:r>
-        <w:t xml:space="preserve"> — a 15–40 AUC-point drop, with NeuralTextures expected hardest to detect when held out and FaceSwap the weakest training source for transfer.</w:t>
+        <w:t>, a 15-40 AUC-point drop, with NeuralTextures expected hardest to detect when held out and FaceSwap the weakest training source for transfer.</w:t>
       </w:r>
     </w:p>
     <w:p>
@@ -1720,7 +1720,7 @@
     </w:p>
     <w:p>
       <w:r>
-        <w:t xml:space="preserve">Clearly tractable on a single ~12 GB GPU in one semester: ~5,000 videos → ~80k–160k cached face crops; fine-tuning a pretrained CNN is a few epochs / a few hours per run; the full protocol is </w:t>
+        <w:t xml:space="preserve">Clearly tractable on a single ~12 GB GPU in one semester: ~5,000 videos → ~80k-160k cached face crops; fine-tuning a pretrained CNN is a few epochs / a few hours per run; the full protocol is </w:t>
       </w:r>
       <w:r>
         <w:rPr>
@@ -1729,7 +1729,7 @@
         <w:t>4 held-out folds × 2 backbones = 8 runs</w:t>
       </w:r>
       <w:r>
-        <w:t>, embarrassingly parallel across a 5-person team sharing one cached crop store. Preprocessing (face cropping), not GPU time, is the binding constraint — which is why crops are cached to disk once.</w:t>
+        <w:t>, embarrassingly parallel across a 5-person team sharing one cached crop store. Preprocessing (face cropping), not GPU time, is the binding constraint, which is why crops are cached to disk once.</w:t>
       </w:r>
     </w:p>
     <w:p>
@@ -1742,7 +1742,7 @@
     </w:p>
     <w:p>
       <w:r>
-        <w:t>Before committing to the 8 full training runs, we validated the pipeline with small-scale tests. These are real, reproducible checks in the repo — not the final results (no training run has completed yet; the transfer matrix is pending).</w:t>
+        <w:t>Before committing to the 8 full training runs, we validated the pipeline with small-scale tests. These are real, reproducible checks in the repo, not the final results (no training run has completed yet; the transfer matrix is pending).</w:t>
       </w:r>
     </w:p>
     <w:p>
@@ -1985,10 +1985,10 @@
         <w:rPr>
           <w:b/>
         </w:rPr>
-        <w:t>Schema and crops</w:t>
+        <w:t>Schema and crops:</w:t>
       </w:r>
       <w:r>
-        <w:t xml:space="preserve"> — the manifest matches the committed column schema; real is label 0 and every manipulation label 1; source_id is the identity prefix; a referenced crop is a real (size, size, 3) .npy on disk.</w:t>
+        <w:t xml:space="preserve"> the manifest matches the committed column schema; real is label 0 and every manipulation label 1; source_id is the identity prefix; a referenced crop is a real (size, size, 3) .npy on disk.</w:t>
       </w:r>
     </w:p>
     <w:p>
@@ -1999,10 +1999,10 @@
         <w:rPr>
           <w:b/>
         </w:rPr>
-        <w:t>Detection-log math</w:t>
+        <w:t>Detection-log math:</w:t>
       </w:r>
       <w:r>
-        <w:t xml:space="preserve"> — per-clip detection_rate = faces_detected / frames_sampled; a forced all-miss clip records rate 0.0; real/fake means are summarized separately.</w:t>
+        <w:t xml:space="preserve"> per-clip detection_rate = faces_detected / frames_sampled; a forced all-miss clip records rate 0.0; real/fake means are summarized separately.</w:t>
       </w:r>
     </w:p>
     <w:p>
@@ -2013,10 +2013,10 @@
         <w:rPr>
           <w:b/>
         </w:rPr>
-        <w:t>Resume adds no duplicates</w:t>
+        <w:t>Resume adds no duplicates:</w:t>
       </w:r>
       <w:r>
-        <w:t xml:space="preserve"> — re-running with --resume skips done work and never duplicates a crop_id or ledger row.</w:t>
+        <w:t xml:space="preserve"> re-running with --resume skips done work and never duplicates a crop_id or ledger row.</w:t>
       </w:r>
     </w:p>
     <w:p>
@@ -2027,10 +2027,10 @@
         <w:rPr>
           <w:b/>
         </w:rPr>
-        <w:t>Copy-and-consume portability</w:t>
+        <w:t>Copy-and-consume portability:</w:t>
       </w:r>
       <w:r>
-        <w:t xml:space="preserve"> — crops produced by preprocessing load correctly through the training CropDataset, returning (3, size, size) tensors.</w:t>
+        <w:t xml:space="preserve"> crops produced by preprocessing load correctly through the training CropDataset, returning (3, size, size) tensors.</w:t>
       </w:r>
     </w:p>
     <w:p>
@@ -2041,10 +2041,10 @@
         <w:rPr>
           <w:b/>
         </w:rPr>
-        <w:t>Same clip_id across two methods</w:t>
+        <w:t>Same clip_id across two methods:</w:t>
       </w:r>
       <w:r>
-        <w:t xml:space="preserve"> — FF++ reuses source-pair filenames across methods, so the resume ledger is keyed on (method, clip_id); both methods' crops are cached rather than one wrongly skipping the other.</w:t>
+        <w:t xml:space="preserve"> FF++ reuses source-pair filenames across methods, so the resume ledger is keyed on (method, clip_id); both methods' crops are cached rather than one wrongly skipping the other.</w:t>
       </w:r>
     </w:p>
     <w:p>
@@ -2055,7 +2055,7 @@
         <w:t>tests/test_inventory_ffpp.py (2 tests):</w:t>
       </w:r>
       <w:r>
-        <w:t xml:space="preserve"> the inventory/integrity check returns OK with the exit-code contract on a complete tree, and flags MISMATCH (non-zero exit) when a method is short a clip. Together these lock down the two subtle correctness risks found during development — the (method, clip_id) resume key and identity-disjoint labeling.</w:t>
+        <w:t xml:space="preserve"> the inventory/integrity check returns OK with the exit-code contract on a complete tree, and flags MISMATCH (non-zero exit) when a method is short a clip. Together these lock down the two subtle correctness risks found during development, the (method, clip_id) resume key and identity-disjoint labeling.</w:t>
       </w:r>
     </w:p>
     <w:p>
@@ -2135,7 +2135,7 @@
         <w:pStyle w:val="ListBullet"/>
       </w:pPr>
       <w:r>
-        <w:t>Preprocessing defaults (20 frames, 256 px, seed 1337) are treated as config-driven placeholders — cheap to revise if an EDA pass changes them — rather than hard-coded.</w:t>
+        <w:t>Preprocessing defaults (20 frames, 256 px, seed 1337) are treated as config-driven placeholders, cheap to revise if an EDA pass changes them, rather than hard-coded.</w:t>
       </w:r>
     </w:p>
     <w:p>
